--- a/saber3/public/系统所需材料/君联大厦招商管理办法2023/附件一：企业入驻审批表.docx
+++ b/saber3/public/系统所需材料/君联大厦招商管理办法2023/附件一：企业入驻审批表.docx
@@ -4,7 +4,8 @@
   <w:body>
     <w:tbl>
       <w:tblPr>
-        <w:tblW w:w="8480" w:type="dxa"/>
+        <w:tblStyle w:val="2"/>
+        <w:tblW w:w="9240" w:type="dxa"/>
         <w:tblInd w:w="88" w:type="dxa"/>
         <w:tblBorders>
           <w:top w:val="single" w:color="000000" w:sz="4" w:space="0"/>
@@ -14,8 +15,8 @@
           <w:insideH w:val="single" w:color="000000" w:sz="4" w:space="0"/>
           <w:insideV w:val="single" w:color="000000" w:sz="4" w:space="0"/>
         </w:tblBorders>
-        <w:shd w:val="clear"/>
-        <w:tblLayout w:type="autofit"/>
+        <w:shd w:val="clear" w:color="auto" w:fill="auto"/>
+        <w:tblLayout w:type="fixed"/>
         <w:tblCellMar>
           <w:top w:w="0" w:type="dxa"/>
           <w:left w:w="108" w:type="dxa"/>
@@ -24,22 +25,27 @@
         </w:tblCellMar>
       </w:tblPr>
       <w:tblGrid>
-        <w:gridCol w:w="3032"/>
-        <w:gridCol w:w="5448"/>
+        <w:gridCol w:w="2056"/>
+        <w:gridCol w:w="1601"/>
+        <w:gridCol w:w="1259"/>
+        <w:gridCol w:w="1823"/>
+        <w:gridCol w:w="1334"/>
+        <w:gridCol w:w="1167"/>
       </w:tblGrid>
       <w:tr>
         <w:trPr>
-          <w:trHeight w:val="1399" w:hRule="atLeast"/>
+          <w:trHeight w:val="1082" w:hRule="atLeast"/>
         </w:trPr>
         <w:tc>
           <w:tcPr>
-            <w:tcW w:w="8484" w:type="dxa"/>
-            <w:gridSpan w:val="2"/>
-            <w:tcBorders>
-              <w:tl2br w:val="nil"/>
-              <w:tr2bl w:val="nil"/>
-            </w:tcBorders>
-            <w:shd w:val="clear"/>
+            <w:tcW w:w="9240" w:type="dxa"/>
+            <w:gridSpan w:val="6"/>
+            <w:tcBorders>
+              <w:tl2br w:val="nil"/>
+              <w:tr2bl w:val="nil"/>
+            </w:tcBorders>
+            <w:shd w:val="clear" w:color="auto" w:fill="auto"/>
+            <w:noWrap/>
             <w:vAlign w:val="center"/>
           </w:tcPr>
           <w:p>
@@ -55,8 +61,8 @@
                 <w:i w:val="0"/>
                 <w:iCs w:val="0"/>
                 <w:color w:val="000000"/>
-                <w:sz w:val="40"/>
-                <w:szCs w:val="40"/>
+                <w:sz w:val="24"/>
+                <w:szCs w:val="24"/>
                 <w:u w:val="none"/>
               </w:rPr>
             </w:pPr>
@@ -67,86 +73,109 @@
                 <w:iCs w:val="0"/>
                 <w:color w:val="000000"/>
                 <w:kern w:val="0"/>
-                <w:sz w:val="40"/>
-                <w:szCs w:val="40"/>
-                <w:u w:val="none"/>
-                <w:bdr w:val="none" w:color="auto" w:sz="0" w:space="0"/>
+                <w:sz w:val="24"/>
+                <w:szCs w:val="24"/>
+                <w:u w:val="none"/>
                 <w:lang w:val="en-US" w:eastAsia="zh-CN" w:bidi="ar"/>
               </w:rPr>
-              <w:t>苏州市吴中金融招商服务有限公司</w:t>
-            </w:r>
-            <w:r>
-              <w:rPr>
-                <w:rFonts w:hint="eastAsia" w:ascii="宋体" w:hAnsi="宋体" w:eastAsia="宋体" w:cs="宋体"/>
-                <w:i w:val="0"/>
-                <w:iCs w:val="0"/>
-                <w:color w:val="000000"/>
-                <w:kern w:val="0"/>
-                <w:sz w:val="40"/>
-                <w:szCs w:val="40"/>
-                <w:u w:val="none"/>
-                <w:bdr w:val="none" w:color="auto" w:sz="0" w:space="0"/>
-                <w:lang w:val="en-US" w:eastAsia="zh-CN" w:bidi="ar"/>
-              </w:rPr>
-              <w:br w:type="textWrapping"/>
-            </w:r>
-            <w:r>
-              <w:rPr>
-                <w:rFonts w:hint="eastAsia" w:ascii="宋体" w:hAnsi="宋体" w:eastAsia="宋体" w:cs="宋体"/>
-                <w:i w:val="0"/>
-                <w:iCs w:val="0"/>
-                <w:color w:val="000000"/>
-                <w:kern w:val="0"/>
-                <w:sz w:val="40"/>
-                <w:szCs w:val="40"/>
-                <w:u w:val="none"/>
-                <w:bdr w:val="none" w:color="auto" w:sz="0" w:space="0"/>
-                <w:lang w:val="en-US" w:eastAsia="zh-CN" w:bidi="ar"/>
-              </w:rPr>
-              <w:t>合同会签</w:t>
-            </w:r>
-            <w:bookmarkStart w:id="0" w:name="_GoBack"/>
-            <w:bookmarkEnd w:id="0"/>
-            <w:r>
-              <w:rPr>
-                <w:rFonts w:hint="eastAsia" w:ascii="宋体" w:hAnsi="宋体" w:eastAsia="宋体" w:cs="宋体"/>
-                <w:i w:val="0"/>
-                <w:iCs w:val="0"/>
-                <w:color w:val="000000"/>
-                <w:kern w:val="0"/>
-                <w:sz w:val="40"/>
-                <w:szCs w:val="40"/>
-                <w:u w:val="none"/>
-                <w:bdr w:val="none" w:color="auto" w:sz="0" w:space="0"/>
-                <w:lang w:val="en-US" w:eastAsia="zh-CN" w:bidi="ar"/>
-              </w:rPr>
-              <w:t>审批表</w:t>
+              <w:t>企业入驻审核表</w:t>
             </w:r>
           </w:p>
         </w:tc>
       </w:tr>
       <w:tr>
         <w:trPr>
-          <w:trHeight w:val="600" w:hRule="atLeast"/>
+          <w:trHeight w:val="1082" w:hRule="atLeast"/>
         </w:trPr>
         <w:tc>
           <w:tcPr>
-            <w:tcW w:w="0" w:type="auto"/>
-            <w:tcBorders>
-              <w:tl2br w:val="nil"/>
-              <w:tr2bl w:val="nil"/>
-            </w:tcBorders>
-            <w:shd w:val="clear"/>
-            <w:noWrap/>
-            <w:vAlign w:val="center"/>
-          </w:tcPr>
-          <w:p>
-            <w:pPr>
-              <w:keepNext w:val="0"/>
-              <w:keepLines w:val="0"/>
-              <w:widowControl/>
-              <w:suppressLineNumbers w:val="0"/>
+            <w:tcW w:w="2056" w:type="dxa"/>
+            <w:tcBorders>
+              <w:tl2br w:val="nil"/>
+              <w:tr2bl w:val="nil"/>
+            </w:tcBorders>
+            <w:shd w:val="clear" w:color="auto" w:fill="auto"/>
+            <w:noWrap/>
+            <w:vAlign w:val="center"/>
+          </w:tcPr>
+          <w:p>
+            <w:pPr>
+              <w:keepNext w:val="0"/>
+              <w:keepLines w:val="0"/>
+              <w:widowControl/>
+              <w:suppressLineNumbers w:val="0"/>
+              <w:jc w:val="center"/>
+              <w:textAlignment w:val="center"/>
+              <w:rPr>
+                <w:rFonts w:hint="eastAsia" w:ascii="宋体" w:hAnsi="宋体" w:eastAsia="宋体" w:cs="宋体"/>
+                <w:i w:val="0"/>
+                <w:iCs w:val="0"/>
+                <w:color w:val="000000"/>
+                <w:sz w:val="24"/>
+                <w:szCs w:val="24"/>
+                <w:u w:val="none"/>
+              </w:rPr>
+            </w:pPr>
+            <w:r>
+              <w:rPr>
+                <w:rFonts w:hint="eastAsia" w:ascii="宋体" w:hAnsi="宋体" w:eastAsia="宋体" w:cs="宋体"/>
+                <w:i w:val="0"/>
+                <w:iCs w:val="0"/>
+                <w:color w:val="000000"/>
+                <w:kern w:val="0"/>
+                <w:sz w:val="24"/>
+                <w:szCs w:val="24"/>
+                <w:u w:val="none"/>
+                <w:lang w:val="en-US" w:eastAsia="zh-CN" w:bidi="ar"/>
+              </w:rPr>
+              <w:t>申请人</w:t>
+            </w:r>
+          </w:p>
+        </w:tc>
+        <w:tc>
+          <w:tcPr>
+            <w:tcW w:w="1601" w:type="dxa"/>
+            <w:tcBorders>
+              <w:tl2br w:val="nil"/>
+              <w:tr2bl w:val="nil"/>
+            </w:tcBorders>
+            <w:shd w:val="clear" w:color="auto" w:fill="auto"/>
+            <w:noWrap/>
+            <w:vAlign w:val="center"/>
+          </w:tcPr>
+          <w:p>
+            <w:pPr>
               <w:jc w:val="left"/>
+              <w:rPr>
+                <w:rFonts w:hint="eastAsia" w:ascii="宋体" w:hAnsi="宋体" w:eastAsia="宋体" w:cs="宋体"/>
+                <w:i w:val="0"/>
+                <w:iCs w:val="0"/>
+                <w:color w:val="000000"/>
+                <w:sz w:val="24"/>
+                <w:szCs w:val="24"/>
+                <w:u w:val="none"/>
+              </w:rPr>
+            </w:pPr>
+          </w:p>
+        </w:tc>
+        <w:tc>
+          <w:tcPr>
+            <w:tcW w:w="1259" w:type="dxa"/>
+            <w:tcBorders>
+              <w:tl2br w:val="nil"/>
+              <w:tr2bl w:val="nil"/>
+            </w:tcBorders>
+            <w:shd w:val="clear" w:color="auto" w:fill="auto"/>
+            <w:noWrap/>
+            <w:vAlign w:val="center"/>
+          </w:tcPr>
+          <w:p>
+            <w:pPr>
+              <w:keepNext w:val="0"/>
+              <w:keepLines w:val="0"/>
+              <w:widowControl/>
+              <w:suppressLineNumbers w:val="0"/>
+              <w:jc w:val="center"/>
               <w:textAlignment w:val="center"/>
               <w:rPr>
                 <w:rFonts w:hint="eastAsia" w:ascii="宋体" w:hAnsi="宋体" w:eastAsia="宋体" w:cs="宋体"/>
@@ -168,31 +197,56 @@
                 <w:sz w:val="24"/>
                 <w:szCs w:val="24"/>
                 <w:u w:val="none"/>
-                <w:bdr w:val="none" w:color="auto" w:sz="0" w:space="0"/>
                 <w:lang w:val="en-US" w:eastAsia="zh-CN" w:bidi="ar"/>
               </w:rPr>
-              <w:t>合同编号：</w:t>
+              <w:t>部门</w:t>
             </w:r>
           </w:p>
         </w:tc>
         <w:tc>
           <w:tcPr>
-            <w:tcW w:w="0" w:type="auto"/>
-            <w:tcBorders>
-              <w:tl2br w:val="nil"/>
-              <w:tr2bl w:val="nil"/>
-            </w:tcBorders>
-            <w:shd w:val="clear"/>
-            <w:noWrap/>
-            <w:vAlign w:val="center"/>
-          </w:tcPr>
-          <w:p>
-            <w:pPr>
-              <w:keepNext w:val="0"/>
-              <w:keepLines w:val="0"/>
-              <w:widowControl/>
-              <w:suppressLineNumbers w:val="0"/>
+            <w:tcW w:w="1823" w:type="dxa"/>
+            <w:tcBorders>
+              <w:tl2br w:val="nil"/>
+              <w:tr2bl w:val="nil"/>
+            </w:tcBorders>
+            <w:shd w:val="clear" w:color="auto" w:fill="auto"/>
+            <w:noWrap/>
+            <w:vAlign w:val="center"/>
+          </w:tcPr>
+          <w:p>
+            <w:pPr>
               <w:jc w:val="left"/>
+              <w:rPr>
+                <w:rFonts w:hint="eastAsia" w:ascii="宋体" w:hAnsi="宋体" w:eastAsia="宋体" w:cs="宋体"/>
+                <w:i w:val="0"/>
+                <w:iCs w:val="0"/>
+                <w:color w:val="000000"/>
+                <w:sz w:val="24"/>
+                <w:szCs w:val="24"/>
+                <w:u w:val="none"/>
+              </w:rPr>
+            </w:pPr>
+          </w:p>
+        </w:tc>
+        <w:tc>
+          <w:tcPr>
+            <w:tcW w:w="1334" w:type="dxa"/>
+            <w:tcBorders>
+              <w:tl2br w:val="nil"/>
+              <w:tr2bl w:val="nil"/>
+            </w:tcBorders>
+            <w:shd w:val="clear" w:color="auto" w:fill="auto"/>
+            <w:noWrap/>
+            <w:vAlign w:val="center"/>
+          </w:tcPr>
+          <w:p>
+            <w:pPr>
+              <w:keepNext w:val="0"/>
+              <w:keepLines w:val="0"/>
+              <w:widowControl/>
+              <w:suppressLineNumbers w:val="0"/>
+              <w:jc w:val="center"/>
               <w:textAlignment w:val="center"/>
               <w:rPr>
                 <w:rFonts w:hint="eastAsia" w:ascii="宋体" w:hAnsi="宋体" w:eastAsia="宋体" w:cs="宋体"/>
@@ -214,27 +268,51 @@
                 <w:sz w:val="24"/>
                 <w:szCs w:val="24"/>
                 <w:u w:val="none"/>
-                <w:bdr w:val="none" w:color="auto" w:sz="0" w:space="0"/>
                 <w:lang w:val="en-US" w:eastAsia="zh-CN" w:bidi="ar"/>
               </w:rPr>
-              <w:t>送审部门：</w:t>
+              <w:t>申请日期</w:t>
             </w:r>
+          </w:p>
+        </w:tc>
+        <w:tc>
+          <w:tcPr>
+            <w:tcW w:w="1167" w:type="dxa"/>
+            <w:tcBorders>
+              <w:tl2br w:val="nil"/>
+              <w:tr2bl w:val="nil"/>
+            </w:tcBorders>
+            <w:shd w:val="clear" w:color="auto" w:fill="auto"/>
+            <w:noWrap/>
+            <w:vAlign w:val="center"/>
+          </w:tcPr>
+          <w:p>
+            <w:pPr>
+              <w:jc w:val="left"/>
+              <w:rPr>
+                <w:rFonts w:hint="eastAsia" w:ascii="宋体" w:hAnsi="宋体" w:eastAsia="宋体" w:cs="宋体"/>
+                <w:i w:val="0"/>
+                <w:iCs w:val="0"/>
+                <w:color w:val="000000"/>
+                <w:sz w:val="24"/>
+                <w:szCs w:val="24"/>
+                <w:u w:val="none"/>
+              </w:rPr>
+            </w:pPr>
           </w:p>
         </w:tc>
       </w:tr>
       <w:tr>
         <w:trPr>
-          <w:trHeight w:val="560" w:hRule="atLeast"/>
+          <w:trHeight w:val="1082" w:hRule="atLeast"/>
         </w:trPr>
         <w:tc>
           <w:tcPr>
-            <w:tcW w:w="0" w:type="auto"/>
-            <w:vMerge w:val="restart"/>
-            <w:tcBorders>
-              <w:tl2br w:val="nil"/>
-              <w:tr2bl w:val="nil"/>
-            </w:tcBorders>
-            <w:shd w:val="clear"/>
+            <w:tcW w:w="2056" w:type="dxa"/>
+            <w:tcBorders>
+              <w:tl2br w:val="nil"/>
+              <w:tr2bl w:val="nil"/>
+            </w:tcBorders>
+            <w:shd w:val="clear" w:color="auto" w:fill="auto"/>
             <w:noWrap/>
             <w:vAlign w:val="center"/>
           </w:tcPr>
@@ -266,341 +344,363 @@
                 <w:sz w:val="24"/>
                 <w:szCs w:val="24"/>
                 <w:u w:val="none"/>
-                <w:bdr w:val="none" w:color="auto" w:sz="0" w:space="0"/>
                 <w:lang w:val="en-US" w:eastAsia="zh-CN" w:bidi="ar"/>
               </w:rPr>
-              <w:t>合同信息</w:t>
+              <w:t>企业名称</w:t>
             </w:r>
           </w:p>
         </w:tc>
         <w:tc>
           <w:tcPr>
-            <w:tcW w:w="0" w:type="auto"/>
-            <w:tcBorders>
-              <w:tl2br w:val="nil"/>
-              <w:tr2bl w:val="nil"/>
-            </w:tcBorders>
-            <w:shd w:val="clear"/>
-            <w:noWrap/>
-            <w:vAlign w:val="center"/>
-          </w:tcPr>
-          <w:p>
-            <w:pPr>
-              <w:keepNext w:val="0"/>
-              <w:keepLines w:val="0"/>
-              <w:widowControl/>
-              <w:suppressLineNumbers w:val="0"/>
+            <w:tcW w:w="7184" w:type="dxa"/>
+            <w:gridSpan w:val="5"/>
+            <w:tcBorders>
+              <w:tl2br w:val="nil"/>
+              <w:tr2bl w:val="nil"/>
+            </w:tcBorders>
+            <w:shd w:val="clear" w:color="auto" w:fill="auto"/>
+            <w:noWrap/>
+            <w:vAlign w:val="center"/>
+          </w:tcPr>
+          <w:p>
+            <w:pPr>
               <w:jc w:val="left"/>
-              <w:textAlignment w:val="center"/>
-              <w:rPr>
-                <w:rFonts w:hint="eastAsia" w:ascii="宋体" w:hAnsi="宋体" w:eastAsia="宋体" w:cs="宋体"/>
-                <w:i w:val="0"/>
-                <w:iCs w:val="0"/>
-                <w:color w:val="000000"/>
-                <w:sz w:val="24"/>
-                <w:szCs w:val="24"/>
-                <w:u w:val="none"/>
-              </w:rPr>
-            </w:pPr>
-            <w:r>
-              <w:rPr>
-                <w:rFonts w:hint="eastAsia" w:ascii="宋体" w:hAnsi="宋体" w:eastAsia="宋体" w:cs="宋体"/>
-                <w:i w:val="0"/>
-                <w:iCs w:val="0"/>
-                <w:color w:val="000000"/>
-                <w:kern w:val="0"/>
-                <w:sz w:val="24"/>
-                <w:szCs w:val="24"/>
-                <w:u w:val="none"/>
-                <w:bdr w:val="none" w:color="auto" w:sz="0" w:space="0"/>
-                <w:lang w:val="en-US" w:eastAsia="zh-CN" w:bidi="ar"/>
-              </w:rPr>
-              <w:t>合同名称：</w:t>
-            </w:r>
+              <w:rPr>
+                <w:rFonts w:hint="eastAsia" w:ascii="宋体" w:hAnsi="宋体" w:eastAsia="宋体" w:cs="宋体"/>
+                <w:i w:val="0"/>
+                <w:iCs w:val="0"/>
+                <w:color w:val="000000"/>
+                <w:sz w:val="24"/>
+                <w:szCs w:val="24"/>
+                <w:u w:val="none"/>
+              </w:rPr>
+            </w:pPr>
           </w:p>
         </w:tc>
       </w:tr>
       <w:tr>
         <w:trPr>
-          <w:trHeight w:val="540" w:hRule="atLeast"/>
+          <w:trHeight w:val="1082" w:hRule="atLeast"/>
         </w:trPr>
         <w:tc>
           <w:tcPr>
-            <w:tcW w:w="0" w:type="auto"/>
-            <w:vMerge w:val="continue"/>
-            <w:tcBorders>
-              <w:tl2br w:val="nil"/>
-              <w:tr2bl w:val="nil"/>
-            </w:tcBorders>
-            <w:shd w:val="clear"/>
-            <w:noWrap/>
-            <w:vAlign w:val="center"/>
-          </w:tcPr>
-          <w:p>
-            <w:pPr>
+            <w:tcW w:w="2056" w:type="dxa"/>
+            <w:tcBorders>
+              <w:tl2br w:val="nil"/>
+              <w:tr2bl w:val="nil"/>
+            </w:tcBorders>
+            <w:shd w:val="clear" w:color="auto" w:fill="auto"/>
+            <w:noWrap/>
+            <w:vAlign w:val="center"/>
+          </w:tcPr>
+          <w:p>
+            <w:pPr>
+              <w:keepNext w:val="0"/>
+              <w:keepLines w:val="0"/>
+              <w:widowControl/>
+              <w:suppressLineNumbers w:val="0"/>
               <w:jc w:val="center"/>
-              <w:rPr>
-                <w:rFonts w:hint="eastAsia" w:ascii="宋体" w:hAnsi="宋体" w:eastAsia="宋体" w:cs="宋体"/>
-                <w:i w:val="0"/>
-                <w:iCs w:val="0"/>
-                <w:color w:val="000000"/>
-                <w:sz w:val="24"/>
-                <w:szCs w:val="24"/>
-                <w:u w:val="none"/>
-              </w:rPr>
-            </w:pPr>
-          </w:p>
-        </w:tc>
-        <w:tc>
-          <w:tcPr>
-            <w:tcW w:w="7364" w:type="dxa"/>
-            <w:tcBorders>
-              <w:tl2br w:val="nil"/>
-              <w:tr2bl w:val="nil"/>
-            </w:tcBorders>
-            <w:shd w:val="clear"/>
-            <w:vAlign w:val="center"/>
-          </w:tcPr>
-          <w:p>
-            <w:pPr>
-              <w:keepNext w:val="0"/>
-              <w:keepLines w:val="0"/>
-              <w:widowControl/>
-              <w:suppressLineNumbers w:val="0"/>
+              <w:textAlignment w:val="center"/>
+              <w:rPr>
+                <w:rFonts w:hint="eastAsia" w:ascii="宋体" w:hAnsi="宋体" w:eastAsia="宋体" w:cs="宋体"/>
+                <w:i w:val="0"/>
+                <w:iCs w:val="0"/>
+                <w:color w:val="000000"/>
+                <w:sz w:val="24"/>
+                <w:szCs w:val="24"/>
+                <w:u w:val="none"/>
+              </w:rPr>
+            </w:pPr>
+            <w:r>
+              <w:rPr>
+                <w:rFonts w:hint="eastAsia" w:ascii="宋体" w:hAnsi="宋体" w:eastAsia="宋体" w:cs="宋体"/>
+                <w:i w:val="0"/>
+                <w:iCs w:val="0"/>
+                <w:color w:val="000000"/>
+                <w:kern w:val="0"/>
+                <w:sz w:val="24"/>
+                <w:szCs w:val="24"/>
+                <w:u w:val="none"/>
+                <w:lang w:val="en-US" w:eastAsia="zh-CN" w:bidi="ar"/>
+              </w:rPr>
+              <w:t>股东信息</w:t>
+            </w:r>
+          </w:p>
+        </w:tc>
+        <w:tc>
+          <w:tcPr>
+            <w:tcW w:w="7184" w:type="dxa"/>
+            <w:gridSpan w:val="5"/>
+            <w:tcBorders>
+              <w:tl2br w:val="nil"/>
+              <w:tr2bl w:val="nil"/>
+            </w:tcBorders>
+            <w:shd w:val="clear" w:color="auto" w:fill="auto"/>
+            <w:vAlign w:val="center"/>
+          </w:tcPr>
+          <w:p>
+            <w:pPr>
               <w:jc w:val="left"/>
-              <w:textAlignment w:val="center"/>
-              <w:rPr>
-                <w:rFonts w:hint="eastAsia" w:ascii="宋体" w:hAnsi="宋体" w:eastAsia="宋体" w:cs="宋体"/>
-                <w:i w:val="0"/>
-                <w:iCs w:val="0"/>
-                <w:color w:val="000000"/>
-                <w:sz w:val="24"/>
-                <w:szCs w:val="24"/>
-                <w:u w:val="none"/>
-              </w:rPr>
-            </w:pPr>
-            <w:r>
-              <w:rPr>
-                <w:rFonts w:hint="eastAsia" w:ascii="宋体" w:hAnsi="宋体" w:eastAsia="宋体" w:cs="宋体"/>
-                <w:i w:val="0"/>
-                <w:iCs w:val="0"/>
-                <w:color w:val="000000"/>
-                <w:kern w:val="0"/>
-                <w:sz w:val="24"/>
-                <w:szCs w:val="24"/>
-                <w:u w:val="none"/>
-                <w:bdr w:val="none" w:color="auto" w:sz="0" w:space="0"/>
-                <w:lang w:val="en-US" w:eastAsia="zh-CN" w:bidi="ar"/>
-              </w:rPr>
-              <w:t xml:space="preserve">合同甲方： </w:t>
-            </w:r>
+              <w:rPr>
+                <w:rFonts w:hint="eastAsia" w:ascii="宋体" w:hAnsi="宋体" w:eastAsia="宋体" w:cs="宋体"/>
+                <w:i w:val="0"/>
+                <w:iCs w:val="0"/>
+                <w:color w:val="000000"/>
+                <w:sz w:val="24"/>
+                <w:szCs w:val="24"/>
+                <w:u w:val="none"/>
+              </w:rPr>
+            </w:pPr>
           </w:p>
         </w:tc>
       </w:tr>
       <w:tr>
         <w:trPr>
-          <w:trHeight w:val="500" w:hRule="atLeast"/>
+          <w:trHeight w:val="1082" w:hRule="atLeast"/>
         </w:trPr>
         <w:tc>
           <w:tcPr>
-            <w:tcW w:w="0" w:type="auto"/>
-            <w:vMerge w:val="continue"/>
-            <w:tcBorders>
-              <w:tl2br w:val="nil"/>
-              <w:tr2bl w:val="nil"/>
-            </w:tcBorders>
-            <w:shd w:val="clear"/>
-            <w:noWrap/>
-            <w:vAlign w:val="center"/>
-          </w:tcPr>
-          <w:p>
-            <w:pPr>
+            <w:tcW w:w="2056" w:type="dxa"/>
+            <w:tcBorders>
+              <w:tl2br w:val="nil"/>
+              <w:tr2bl w:val="nil"/>
+            </w:tcBorders>
+            <w:shd w:val="clear" w:color="auto" w:fill="auto"/>
+            <w:noWrap/>
+            <w:vAlign w:val="center"/>
+          </w:tcPr>
+          <w:p>
+            <w:pPr>
+              <w:keepNext w:val="0"/>
+              <w:keepLines w:val="0"/>
+              <w:widowControl/>
+              <w:suppressLineNumbers w:val="0"/>
               <w:jc w:val="center"/>
-              <w:rPr>
-                <w:rFonts w:hint="eastAsia" w:ascii="宋体" w:hAnsi="宋体" w:eastAsia="宋体" w:cs="宋体"/>
-                <w:i w:val="0"/>
-                <w:iCs w:val="0"/>
-                <w:color w:val="000000"/>
-                <w:sz w:val="24"/>
-                <w:szCs w:val="24"/>
-                <w:u w:val="none"/>
-              </w:rPr>
-            </w:pPr>
-          </w:p>
-        </w:tc>
-        <w:tc>
-          <w:tcPr>
-            <w:tcW w:w="0" w:type="auto"/>
-            <w:tcBorders>
-              <w:tl2br w:val="nil"/>
-              <w:tr2bl w:val="nil"/>
-            </w:tcBorders>
-            <w:shd w:val="clear"/>
-            <w:noWrap/>
-            <w:vAlign w:val="center"/>
-          </w:tcPr>
-          <w:p>
-            <w:pPr>
-              <w:keepNext w:val="0"/>
-              <w:keepLines w:val="0"/>
-              <w:widowControl/>
-              <w:suppressLineNumbers w:val="0"/>
+              <w:textAlignment w:val="center"/>
+              <w:rPr>
+                <w:rFonts w:hint="eastAsia" w:ascii="宋体" w:hAnsi="宋体" w:eastAsia="宋体" w:cs="宋体"/>
+                <w:i w:val="0"/>
+                <w:iCs w:val="0"/>
+                <w:color w:val="000000"/>
+                <w:sz w:val="24"/>
+                <w:szCs w:val="24"/>
+                <w:u w:val="none"/>
+              </w:rPr>
+            </w:pPr>
+            <w:r>
+              <w:rPr>
+                <w:rFonts w:hint="eastAsia" w:ascii="宋体" w:hAnsi="宋体" w:eastAsia="宋体" w:cs="宋体"/>
+                <w:i w:val="0"/>
+                <w:iCs w:val="0"/>
+                <w:color w:val="000000"/>
+                <w:kern w:val="0"/>
+                <w:sz w:val="24"/>
+                <w:szCs w:val="24"/>
+                <w:u w:val="none"/>
+                <w:lang w:val="en-US" w:eastAsia="zh-CN" w:bidi="ar"/>
+              </w:rPr>
+              <w:t>经营范围</w:t>
+            </w:r>
+          </w:p>
+        </w:tc>
+        <w:tc>
+          <w:tcPr>
+            <w:tcW w:w="7184" w:type="dxa"/>
+            <w:gridSpan w:val="5"/>
+            <w:tcBorders>
+              <w:tl2br w:val="nil"/>
+              <w:tr2bl w:val="nil"/>
+            </w:tcBorders>
+            <w:shd w:val="clear" w:color="auto" w:fill="auto"/>
+            <w:vAlign w:val="center"/>
+          </w:tcPr>
+          <w:p>
+            <w:pPr>
               <w:jc w:val="left"/>
-              <w:textAlignment w:val="center"/>
-              <w:rPr>
-                <w:rFonts w:hint="eastAsia" w:ascii="宋体" w:hAnsi="宋体" w:eastAsia="宋体" w:cs="宋体"/>
-                <w:i w:val="0"/>
-                <w:iCs w:val="0"/>
-                <w:color w:val="000000"/>
-                <w:sz w:val="24"/>
-                <w:szCs w:val="24"/>
-                <w:u w:val="none"/>
-              </w:rPr>
-            </w:pPr>
-            <w:r>
-              <w:rPr>
-                <w:rFonts w:hint="eastAsia" w:ascii="宋体" w:hAnsi="宋体" w:eastAsia="宋体" w:cs="宋体"/>
-                <w:i w:val="0"/>
-                <w:iCs w:val="0"/>
-                <w:color w:val="000000"/>
-                <w:kern w:val="0"/>
-                <w:sz w:val="24"/>
-                <w:szCs w:val="24"/>
-                <w:u w:val="none"/>
-                <w:bdr w:val="none" w:color="auto" w:sz="0" w:space="0"/>
-                <w:lang w:val="en-US" w:eastAsia="zh-CN" w:bidi="ar"/>
-              </w:rPr>
-              <w:t>合同乙方：</w:t>
-            </w:r>
+              <w:rPr>
+                <w:rFonts w:hint="eastAsia" w:ascii="宋体" w:hAnsi="宋体" w:eastAsia="宋体" w:cs="宋体"/>
+                <w:i w:val="0"/>
+                <w:iCs w:val="0"/>
+                <w:color w:val="000000"/>
+                <w:sz w:val="24"/>
+                <w:szCs w:val="24"/>
+                <w:u w:val="none"/>
+              </w:rPr>
+            </w:pPr>
           </w:p>
         </w:tc>
       </w:tr>
       <w:tr>
         <w:trPr>
-          <w:trHeight w:val="560" w:hRule="atLeast"/>
+          <w:trHeight w:val="1082" w:hRule="atLeast"/>
         </w:trPr>
         <w:tc>
           <w:tcPr>
-            <w:tcW w:w="0" w:type="auto"/>
-            <w:vMerge w:val="continue"/>
-            <w:tcBorders>
-              <w:tl2br w:val="nil"/>
-              <w:tr2bl w:val="nil"/>
-            </w:tcBorders>
-            <w:shd w:val="clear"/>
-            <w:noWrap/>
-            <w:vAlign w:val="center"/>
-          </w:tcPr>
-          <w:p>
-            <w:pPr>
+            <w:tcW w:w="2056" w:type="dxa"/>
+            <w:tcBorders>
+              <w:tl2br w:val="nil"/>
+              <w:tr2bl w:val="nil"/>
+            </w:tcBorders>
+            <w:shd w:val="clear" w:color="auto" w:fill="auto"/>
+            <w:noWrap/>
+            <w:vAlign w:val="center"/>
+          </w:tcPr>
+          <w:p>
+            <w:pPr>
+              <w:keepNext w:val="0"/>
+              <w:keepLines w:val="0"/>
+              <w:widowControl/>
+              <w:suppressLineNumbers w:val="0"/>
               <w:jc w:val="center"/>
-              <w:rPr>
-                <w:rFonts w:hint="eastAsia" w:ascii="宋体" w:hAnsi="宋体" w:eastAsia="宋体" w:cs="宋体"/>
-                <w:i w:val="0"/>
-                <w:iCs w:val="0"/>
-                <w:color w:val="000000"/>
-                <w:sz w:val="24"/>
-                <w:szCs w:val="24"/>
-                <w:u w:val="none"/>
-              </w:rPr>
-            </w:pPr>
-          </w:p>
-        </w:tc>
-        <w:tc>
-          <w:tcPr>
-            <w:tcW w:w="0" w:type="auto"/>
-            <w:tcBorders>
-              <w:tl2br w:val="nil"/>
-              <w:tr2bl w:val="nil"/>
-            </w:tcBorders>
-            <w:shd w:val="clear"/>
-            <w:noWrap/>
-            <w:vAlign w:val="center"/>
-          </w:tcPr>
-          <w:p>
-            <w:pPr>
-              <w:keepNext w:val="0"/>
-              <w:keepLines w:val="0"/>
-              <w:widowControl/>
-              <w:suppressLineNumbers w:val="0"/>
+              <w:textAlignment w:val="center"/>
+              <w:rPr>
+                <w:rFonts w:hint="eastAsia" w:ascii="宋体" w:hAnsi="宋体" w:eastAsia="宋体" w:cs="宋体"/>
+                <w:i w:val="0"/>
+                <w:iCs w:val="0"/>
+                <w:color w:val="000000"/>
+                <w:sz w:val="24"/>
+                <w:szCs w:val="24"/>
+                <w:u w:val="none"/>
+              </w:rPr>
+            </w:pPr>
+            <w:r>
+              <w:rPr>
+                <w:rFonts w:hint="eastAsia" w:ascii="宋体" w:hAnsi="宋体" w:eastAsia="宋体" w:cs="宋体"/>
+                <w:i w:val="0"/>
+                <w:iCs w:val="0"/>
+                <w:color w:val="000000"/>
+                <w:kern w:val="0"/>
+                <w:sz w:val="24"/>
+                <w:szCs w:val="24"/>
+                <w:u w:val="none"/>
+                <w:lang w:val="en-US" w:eastAsia="zh-CN" w:bidi="ar"/>
+              </w:rPr>
+              <w:t>税收</w:t>
+            </w:r>
+          </w:p>
+        </w:tc>
+        <w:tc>
+          <w:tcPr>
+            <w:tcW w:w="7184" w:type="dxa"/>
+            <w:gridSpan w:val="5"/>
+            <w:tcBorders>
+              <w:tl2br w:val="nil"/>
+              <w:tr2bl w:val="nil"/>
+            </w:tcBorders>
+            <w:shd w:val="clear" w:color="auto" w:fill="auto"/>
+            <w:noWrap/>
+            <w:vAlign w:val="center"/>
+          </w:tcPr>
+          <w:p>
+            <w:pPr>
               <w:jc w:val="left"/>
-              <w:textAlignment w:val="center"/>
-              <w:rPr>
-                <w:rFonts w:hint="eastAsia" w:ascii="宋体" w:hAnsi="宋体" w:eastAsia="宋体" w:cs="宋体"/>
-                <w:i w:val="0"/>
-                <w:iCs w:val="0"/>
-                <w:color w:val="000000"/>
-                <w:sz w:val="24"/>
-                <w:szCs w:val="24"/>
-                <w:u w:val="none"/>
-              </w:rPr>
-            </w:pPr>
-            <w:r>
-              <w:rPr>
-                <w:rFonts w:hint="eastAsia" w:ascii="宋体" w:hAnsi="宋体" w:eastAsia="宋体" w:cs="宋体"/>
-                <w:i w:val="0"/>
-                <w:iCs w:val="0"/>
-                <w:color w:val="000000"/>
-                <w:kern w:val="0"/>
-                <w:sz w:val="24"/>
-                <w:szCs w:val="24"/>
-                <w:u w:val="none"/>
-                <w:bdr w:val="none" w:color="auto" w:sz="0" w:space="0"/>
-                <w:lang w:val="en-US" w:eastAsia="zh-CN" w:bidi="ar"/>
-              </w:rPr>
-              <w:t>合同经办人：</w:t>
-            </w:r>
+              <w:rPr>
+                <w:rFonts w:hint="eastAsia" w:ascii="宋体" w:hAnsi="宋体" w:eastAsia="宋体" w:cs="宋体"/>
+                <w:i w:val="0"/>
+                <w:iCs w:val="0"/>
+                <w:color w:val="000000"/>
+                <w:sz w:val="24"/>
+                <w:szCs w:val="24"/>
+                <w:u w:val="none"/>
+              </w:rPr>
+            </w:pPr>
           </w:p>
         </w:tc>
       </w:tr>
       <w:tr>
         <w:trPr>
-          <w:trHeight w:val="1180" w:hRule="atLeast"/>
+          <w:trHeight w:val="1082" w:hRule="atLeast"/>
         </w:trPr>
         <w:tc>
           <w:tcPr>
-            <w:tcW w:w="0" w:type="auto"/>
-            <w:tcBorders>
-              <w:tl2br w:val="nil"/>
-              <w:tr2bl w:val="nil"/>
-            </w:tcBorders>
-            <w:shd w:val="clear"/>
-            <w:noWrap/>
-            <w:vAlign w:val="center"/>
-          </w:tcPr>
-          <w:p>
-            <w:pPr>
+            <w:tcW w:w="2056" w:type="dxa"/>
+            <w:tcBorders>
+              <w:tl2br w:val="nil"/>
+              <w:tr2bl w:val="nil"/>
+            </w:tcBorders>
+            <w:shd w:val="clear" w:color="auto" w:fill="auto"/>
+            <w:noWrap/>
+            <w:vAlign w:val="center"/>
+          </w:tcPr>
+          <w:p>
+            <w:pPr>
+              <w:keepNext w:val="0"/>
+              <w:keepLines w:val="0"/>
+              <w:widowControl/>
+              <w:suppressLineNumbers w:val="0"/>
               <w:jc w:val="center"/>
-              <w:rPr>
-                <w:rFonts w:hint="eastAsia" w:ascii="宋体" w:hAnsi="宋体" w:eastAsia="宋体" w:cs="宋体"/>
-                <w:i w:val="0"/>
-                <w:iCs w:val="0"/>
-                <w:color w:val="000000"/>
-                <w:sz w:val="24"/>
-                <w:szCs w:val="24"/>
-                <w:u w:val="none"/>
-              </w:rPr>
-            </w:pPr>
-          </w:p>
-        </w:tc>
-        <w:tc>
-          <w:tcPr>
-            <w:tcW w:w="7364" w:type="dxa"/>
-            <w:tcBorders>
-              <w:tl2br w:val="nil"/>
-              <w:tr2bl w:val="nil"/>
-            </w:tcBorders>
-            <w:shd w:val="clear"/>
-            <w:vAlign w:val="top"/>
-          </w:tcPr>
-          <w:p>
-            <w:pPr>
-              <w:keepNext w:val="0"/>
-              <w:keepLines w:val="0"/>
-              <w:widowControl/>
-              <w:suppressLineNumbers w:val="0"/>
+              <w:textAlignment w:val="center"/>
+              <w:rPr>
+                <w:rFonts w:hint="eastAsia" w:ascii="宋体" w:hAnsi="宋体" w:eastAsia="宋体" w:cs="宋体"/>
+                <w:i w:val="0"/>
+                <w:iCs w:val="0"/>
+                <w:color w:val="000000"/>
+                <w:sz w:val="24"/>
+                <w:szCs w:val="24"/>
+                <w:u w:val="none"/>
+              </w:rPr>
+            </w:pPr>
+            <w:r>
+              <w:rPr>
+                <w:rFonts w:hint="eastAsia" w:ascii="宋体" w:hAnsi="宋体" w:eastAsia="宋体" w:cs="宋体"/>
+                <w:i w:val="0"/>
+                <w:iCs w:val="0"/>
+                <w:color w:val="000000"/>
+                <w:kern w:val="0"/>
+                <w:sz w:val="24"/>
+                <w:szCs w:val="24"/>
+                <w:u w:val="none"/>
+                <w:lang w:val="en-US" w:eastAsia="zh-CN" w:bidi="ar"/>
+              </w:rPr>
+              <w:t>法人、联系方式</w:t>
+            </w:r>
+          </w:p>
+        </w:tc>
+        <w:tc>
+          <w:tcPr>
+            <w:tcW w:w="2860" w:type="dxa"/>
+            <w:gridSpan w:val="2"/>
+            <w:tcBorders>
+              <w:tl2br w:val="nil"/>
+              <w:tr2bl w:val="nil"/>
+            </w:tcBorders>
+            <w:shd w:val="clear" w:color="auto" w:fill="auto"/>
+            <w:vAlign w:val="center"/>
+          </w:tcPr>
+          <w:p>
+            <w:pPr>
               <w:jc w:val="left"/>
-              <w:textAlignment w:val="top"/>
+              <w:rPr>
+                <w:rFonts w:hint="eastAsia" w:ascii="宋体" w:hAnsi="宋体" w:eastAsia="宋体" w:cs="宋体"/>
+                <w:i w:val="0"/>
+                <w:iCs w:val="0"/>
+                <w:color w:val="000000"/>
+                <w:sz w:val="24"/>
+                <w:szCs w:val="24"/>
+                <w:u w:val="none"/>
+              </w:rPr>
+            </w:pPr>
+          </w:p>
+        </w:tc>
+        <w:tc>
+          <w:tcPr>
+            <w:tcW w:w="1823" w:type="dxa"/>
+            <w:tcBorders>
+              <w:tl2br w:val="nil"/>
+              <w:tr2bl w:val="nil"/>
+            </w:tcBorders>
+            <w:shd w:val="clear" w:color="auto" w:fill="auto"/>
+            <w:noWrap/>
+            <w:vAlign w:val="center"/>
+          </w:tcPr>
+          <w:p>
+            <w:pPr>
+              <w:keepNext w:val="0"/>
+              <w:keepLines w:val="0"/>
+              <w:widowControl/>
+              <w:suppressLineNumbers w:val="0"/>
+              <w:jc w:val="center"/>
+              <w:textAlignment w:val="center"/>
               <w:rPr>
                 <w:rFonts w:hint="eastAsia" w:ascii="宋体" w:hAnsi="宋体" w:eastAsia="宋体" w:cs="宋体"/>
                 <w:i w:val="0"/>
@@ -621,28 +721,52 @@
                 <w:sz w:val="24"/>
                 <w:szCs w:val="24"/>
                 <w:u w:val="none"/>
-                <w:bdr w:val="none" w:color="auto" w:sz="0" w:space="0"/>
                 <w:lang w:val="en-US" w:eastAsia="zh-CN" w:bidi="ar"/>
               </w:rPr>
-              <w:t>合同事项：</w:t>
+              <w:t>财务、联系方式</w:t>
             </w:r>
+          </w:p>
+        </w:tc>
+        <w:tc>
+          <w:tcPr>
+            <w:tcW w:w="2501" w:type="dxa"/>
+            <w:gridSpan w:val="2"/>
+            <w:tcBorders>
+              <w:tl2br w:val="nil"/>
+              <w:tr2bl w:val="nil"/>
+            </w:tcBorders>
+            <w:shd w:val="clear" w:color="auto" w:fill="auto"/>
+            <w:noWrap/>
+            <w:vAlign w:val="center"/>
+          </w:tcPr>
+          <w:p>
+            <w:pPr>
+              <w:jc w:val="left"/>
+              <w:rPr>
+                <w:rFonts w:hint="eastAsia" w:ascii="宋体" w:hAnsi="宋体" w:eastAsia="宋体" w:cs="宋体"/>
+                <w:i w:val="0"/>
+                <w:iCs w:val="0"/>
+                <w:color w:val="000000"/>
+                <w:sz w:val="24"/>
+                <w:szCs w:val="24"/>
+                <w:u w:val="none"/>
+              </w:rPr>
+            </w:pPr>
           </w:p>
         </w:tc>
       </w:tr>
       <w:tr>
         <w:trPr>
-          <w:trHeight w:val="1160" w:hRule="atLeast"/>
+          <w:trHeight w:val="1082" w:hRule="atLeast"/>
         </w:trPr>
         <w:tc>
           <w:tcPr>
-            <w:tcW w:w="0" w:type="auto"/>
-            <w:vMerge w:val="restart"/>
-            <w:tcBorders>
-              <w:tl2br w:val="nil"/>
-              <w:tr2bl w:val="nil"/>
-            </w:tcBorders>
-            <w:shd w:val="clear"/>
-            <w:noWrap/>
+            <w:tcW w:w="2056" w:type="dxa"/>
+            <w:tcBorders>
+              <w:tl2br w:val="nil"/>
+              <w:tr2bl w:val="nil"/>
+            </w:tcBorders>
+            <w:shd w:val="clear" w:color="auto" w:fill="auto"/>
             <w:vAlign w:val="center"/>
           </w:tcPr>
           <w:p>
@@ -673,110 +797,134 @@
                 <w:sz w:val="24"/>
                 <w:szCs w:val="24"/>
                 <w:u w:val="none"/>
-                <w:bdr w:val="none" w:color="auto" w:sz="0" w:space="0"/>
                 <w:lang w:val="en-US" w:eastAsia="zh-CN" w:bidi="ar"/>
               </w:rPr>
-              <w:t>合同审核</w:t>
+              <w:t>情况说明</w:t>
             </w:r>
           </w:p>
         </w:tc>
         <w:tc>
           <w:tcPr>
-            <w:tcW w:w="0" w:type="auto"/>
-            <w:tcBorders>
-              <w:tl2br w:val="nil"/>
-              <w:tr2bl w:val="nil"/>
-            </w:tcBorders>
-            <w:shd w:val="clear"/>
-            <w:noWrap/>
-            <w:vAlign w:val="top"/>
-          </w:tcPr>
-          <w:p>
-            <w:pPr>
-              <w:keepNext w:val="0"/>
-              <w:keepLines w:val="0"/>
-              <w:widowControl/>
-              <w:suppressLineNumbers w:val="0"/>
+            <w:tcW w:w="7184" w:type="dxa"/>
+            <w:gridSpan w:val="5"/>
+            <w:tcBorders>
+              <w:tl2br w:val="nil"/>
+              <w:tr2bl w:val="nil"/>
+            </w:tcBorders>
+            <w:shd w:val="clear" w:color="auto" w:fill="auto"/>
+            <w:noWrap/>
+            <w:vAlign w:val="center"/>
+          </w:tcPr>
+          <w:p>
+            <w:pPr>
               <w:jc w:val="left"/>
-              <w:textAlignment w:val="top"/>
-              <w:rPr>
-                <w:rFonts w:hint="eastAsia" w:ascii="宋体" w:hAnsi="宋体" w:eastAsia="宋体" w:cs="宋体"/>
-                <w:i w:val="0"/>
-                <w:iCs w:val="0"/>
-                <w:color w:val="000000"/>
-                <w:sz w:val="24"/>
-                <w:szCs w:val="24"/>
-                <w:u w:val="none"/>
-              </w:rPr>
-            </w:pPr>
-            <w:r>
-              <w:rPr>
-                <w:rFonts w:hint="eastAsia" w:ascii="宋体" w:hAnsi="宋体" w:eastAsia="宋体" w:cs="宋体"/>
-                <w:i w:val="0"/>
-                <w:iCs w:val="0"/>
-                <w:color w:val="000000"/>
-                <w:kern w:val="0"/>
-                <w:sz w:val="24"/>
-                <w:szCs w:val="24"/>
-                <w:u w:val="none"/>
-                <w:bdr w:val="none" w:color="auto" w:sz="0" w:space="0"/>
-                <w:lang w:val="en-US" w:eastAsia="zh-CN" w:bidi="ar"/>
-              </w:rPr>
-              <w:t>部门经理：</w:t>
-            </w:r>
+              <w:rPr>
+                <w:rFonts w:hint="eastAsia" w:ascii="宋体" w:hAnsi="宋体" w:eastAsia="宋体" w:cs="宋体"/>
+                <w:i w:val="0"/>
+                <w:iCs w:val="0"/>
+                <w:color w:val="000000"/>
+                <w:sz w:val="24"/>
+                <w:szCs w:val="24"/>
+                <w:u w:val="none"/>
+              </w:rPr>
+            </w:pPr>
           </w:p>
         </w:tc>
       </w:tr>
       <w:tr>
         <w:trPr>
-          <w:trHeight w:val="1100" w:hRule="atLeast"/>
+          <w:trHeight w:val="1082" w:hRule="atLeast"/>
         </w:trPr>
         <w:tc>
           <w:tcPr>
-            <w:tcW w:w="0" w:type="auto"/>
-            <w:vMerge w:val="continue"/>
-            <w:tcBorders>
-              <w:tl2br w:val="nil"/>
-              <w:tr2bl w:val="nil"/>
-            </w:tcBorders>
-            <w:shd w:val="clear"/>
-            <w:noWrap/>
-            <w:vAlign w:val="center"/>
-          </w:tcPr>
-          <w:p>
-            <w:pPr>
+            <w:tcW w:w="2056" w:type="dxa"/>
+            <w:tcBorders>
+              <w:tl2br w:val="nil"/>
+              <w:tr2bl w:val="nil"/>
+            </w:tcBorders>
+            <w:shd w:val="clear" w:color="auto" w:fill="auto"/>
+            <w:noWrap/>
+            <w:vAlign w:val="center"/>
+          </w:tcPr>
+          <w:p>
+            <w:pPr>
+              <w:keepNext w:val="0"/>
+              <w:keepLines w:val="0"/>
+              <w:widowControl/>
+              <w:suppressLineNumbers w:val="0"/>
               <w:jc w:val="center"/>
-              <w:rPr>
-                <w:rFonts w:hint="eastAsia" w:ascii="宋体" w:hAnsi="宋体" w:eastAsia="宋体" w:cs="宋体"/>
-                <w:i w:val="0"/>
-                <w:iCs w:val="0"/>
-                <w:color w:val="000000"/>
-                <w:sz w:val="24"/>
-                <w:szCs w:val="24"/>
-                <w:u w:val="none"/>
-              </w:rPr>
-            </w:pPr>
-          </w:p>
-        </w:tc>
-        <w:tc>
-          <w:tcPr>
-            <w:tcW w:w="0" w:type="auto"/>
-            <w:tcBorders>
-              <w:tl2br w:val="nil"/>
-              <w:tr2bl w:val="nil"/>
-            </w:tcBorders>
-            <w:shd w:val="clear"/>
-            <w:noWrap/>
-            <w:vAlign w:val="top"/>
-          </w:tcPr>
-          <w:p>
-            <w:pPr>
-              <w:keepNext w:val="0"/>
-              <w:keepLines w:val="0"/>
-              <w:widowControl/>
-              <w:suppressLineNumbers w:val="0"/>
+              <w:textAlignment w:val="center"/>
+              <w:rPr>
+                <w:rFonts w:hint="eastAsia" w:ascii="宋体" w:hAnsi="宋体" w:eastAsia="宋体" w:cs="宋体"/>
+                <w:i w:val="0"/>
+                <w:iCs w:val="0"/>
+                <w:color w:val="000000"/>
+                <w:sz w:val="24"/>
+                <w:szCs w:val="24"/>
+                <w:u w:val="none"/>
+              </w:rPr>
+            </w:pPr>
+            <w:r>
+              <w:rPr>
+                <w:rFonts w:hint="eastAsia" w:ascii="宋体" w:hAnsi="宋体" w:eastAsia="宋体" w:cs="宋体"/>
+                <w:i w:val="0"/>
+                <w:iCs w:val="0"/>
+                <w:color w:val="000000"/>
+                <w:kern w:val="0"/>
+                <w:sz w:val="24"/>
+                <w:szCs w:val="24"/>
+                <w:u w:val="none"/>
+                <w:lang w:val="en-US" w:eastAsia="zh-CN" w:bidi="ar"/>
+              </w:rPr>
+              <w:t>意向楼层</w:t>
+            </w:r>
+          </w:p>
+        </w:tc>
+        <w:tc>
+          <w:tcPr>
+            <w:tcW w:w="1601" w:type="dxa"/>
+            <w:tcBorders>
+              <w:tl2br w:val="nil"/>
+              <w:tr2bl w:val="nil"/>
+            </w:tcBorders>
+            <w:shd w:val="clear" w:color="auto" w:fill="auto"/>
+            <w:noWrap/>
+            <w:vAlign w:val="center"/>
+          </w:tcPr>
+          <w:p>
+            <w:pPr>
               <w:jc w:val="left"/>
-              <w:textAlignment w:val="top"/>
+              <w:rPr>
+                <w:rFonts w:hint="eastAsia" w:ascii="宋体" w:hAnsi="宋体" w:eastAsia="宋体" w:cs="宋体"/>
+                <w:i w:val="0"/>
+                <w:iCs w:val="0"/>
+                <w:color w:val="000000"/>
+                <w:sz w:val="24"/>
+                <w:szCs w:val="24"/>
+                <w:u w:val="none"/>
+              </w:rPr>
+            </w:pPr>
+          </w:p>
+        </w:tc>
+        <w:tc>
+          <w:tcPr>
+            <w:tcW w:w="1259" w:type="dxa"/>
+            <w:tcBorders>
+              <w:tl2br w:val="nil"/>
+              <w:tr2bl w:val="nil"/>
+            </w:tcBorders>
+            <w:shd w:val="clear" w:color="auto" w:fill="auto"/>
+            <w:noWrap/>
+            <w:vAlign w:val="center"/>
+          </w:tcPr>
+          <w:p>
+            <w:pPr>
+              <w:keepNext w:val="0"/>
+              <w:keepLines w:val="0"/>
+              <w:widowControl/>
+              <w:suppressLineNumbers w:val="0"/>
+              <w:jc w:val="center"/>
+              <w:textAlignment w:val="center"/>
               <w:rPr>
                 <w:rFonts w:hint="eastAsia" w:ascii="宋体" w:hAnsi="宋体" w:eastAsia="宋体" w:cs="宋体"/>
                 <w:i w:val="0"/>
@@ -797,153 +945,265 @@
                 <w:sz w:val="24"/>
                 <w:szCs w:val="24"/>
                 <w:u w:val="none"/>
-                <w:bdr w:val="none" w:color="auto" w:sz="0" w:space="0"/>
                 <w:lang w:val="en-US" w:eastAsia="zh-CN" w:bidi="ar"/>
               </w:rPr>
-              <w:t>风控审核：</w:t>
+              <w:t xml:space="preserve"> 租金</w:t>
             </w:r>
+          </w:p>
+        </w:tc>
+        <w:tc>
+          <w:tcPr>
+            <w:tcW w:w="1823" w:type="dxa"/>
+            <w:tcBorders>
+              <w:tl2br w:val="nil"/>
+              <w:tr2bl w:val="nil"/>
+            </w:tcBorders>
+            <w:shd w:val="clear" w:color="auto" w:fill="auto"/>
+            <w:noWrap/>
+            <w:vAlign w:val="center"/>
+          </w:tcPr>
+          <w:p>
+            <w:pPr>
+              <w:jc w:val="left"/>
+              <w:rPr>
+                <w:rFonts w:hint="eastAsia" w:ascii="宋体" w:hAnsi="宋体" w:eastAsia="宋体" w:cs="宋体"/>
+                <w:i w:val="0"/>
+                <w:iCs w:val="0"/>
+                <w:color w:val="000000"/>
+                <w:sz w:val="24"/>
+                <w:szCs w:val="24"/>
+                <w:u w:val="none"/>
+              </w:rPr>
+            </w:pPr>
+          </w:p>
+        </w:tc>
+        <w:tc>
+          <w:tcPr>
+            <w:tcW w:w="1334" w:type="dxa"/>
+            <w:tcBorders>
+              <w:tl2br w:val="nil"/>
+              <w:tr2bl w:val="nil"/>
+            </w:tcBorders>
+            <w:shd w:val="clear" w:color="auto" w:fill="auto"/>
+            <w:noWrap/>
+            <w:vAlign w:val="center"/>
+          </w:tcPr>
+          <w:p>
+            <w:pPr>
+              <w:keepNext w:val="0"/>
+              <w:keepLines w:val="0"/>
+              <w:widowControl/>
+              <w:suppressLineNumbers w:val="0"/>
+              <w:jc w:val="center"/>
+              <w:textAlignment w:val="center"/>
+              <w:rPr>
+                <w:rFonts w:hint="eastAsia" w:ascii="宋体" w:hAnsi="宋体" w:eastAsia="宋体" w:cs="宋体"/>
+                <w:i w:val="0"/>
+                <w:iCs w:val="0"/>
+                <w:color w:val="000000"/>
+                <w:sz w:val="24"/>
+                <w:szCs w:val="24"/>
+                <w:u w:val="none"/>
+              </w:rPr>
+            </w:pPr>
+            <w:r>
+              <w:rPr>
+                <w:rFonts w:hint="eastAsia" w:ascii="宋体" w:hAnsi="宋体" w:eastAsia="宋体" w:cs="宋体"/>
+                <w:i w:val="0"/>
+                <w:iCs w:val="0"/>
+                <w:color w:val="000000"/>
+                <w:kern w:val="0"/>
+                <w:sz w:val="24"/>
+                <w:szCs w:val="24"/>
+                <w:u w:val="none"/>
+                <w:lang w:val="en-US" w:eastAsia="zh-CN" w:bidi="ar"/>
+              </w:rPr>
+              <w:t>免租期</w:t>
+            </w:r>
+          </w:p>
+        </w:tc>
+        <w:tc>
+          <w:tcPr>
+            <w:tcW w:w="1167" w:type="dxa"/>
+            <w:tcBorders>
+              <w:tl2br w:val="nil"/>
+              <w:tr2bl w:val="nil"/>
+            </w:tcBorders>
+            <w:shd w:val="clear" w:color="auto" w:fill="auto"/>
+            <w:noWrap/>
+            <w:vAlign w:val="center"/>
+          </w:tcPr>
+          <w:p>
+            <w:pPr>
+              <w:jc w:val="left"/>
+              <w:rPr>
+                <w:rFonts w:hint="eastAsia" w:ascii="宋体" w:hAnsi="宋体" w:eastAsia="宋体" w:cs="宋体"/>
+                <w:i w:val="0"/>
+                <w:iCs w:val="0"/>
+                <w:color w:val="000000"/>
+                <w:sz w:val="24"/>
+                <w:szCs w:val="24"/>
+                <w:u w:val="none"/>
+              </w:rPr>
+            </w:pPr>
           </w:p>
         </w:tc>
       </w:tr>
       <w:tr>
         <w:trPr>
-          <w:trHeight w:val="1160" w:hRule="atLeast"/>
+          <w:trHeight w:val="1082" w:hRule="atLeast"/>
         </w:trPr>
         <w:tc>
           <w:tcPr>
-            <w:tcW w:w="0" w:type="auto"/>
-            <w:vMerge w:val="continue"/>
-            <w:tcBorders>
-              <w:tl2br w:val="nil"/>
-              <w:tr2bl w:val="nil"/>
-            </w:tcBorders>
-            <w:shd w:val="clear"/>
-            <w:noWrap/>
-            <w:vAlign w:val="center"/>
-          </w:tcPr>
-          <w:p>
-            <w:pPr>
+            <w:tcW w:w="2056" w:type="dxa"/>
+            <w:tcBorders>
+              <w:tl2br w:val="nil"/>
+              <w:tr2bl w:val="nil"/>
+            </w:tcBorders>
+            <w:shd w:val="clear" w:color="auto" w:fill="auto"/>
+            <w:noWrap/>
+            <w:vAlign w:val="center"/>
+          </w:tcPr>
+          <w:p>
+            <w:pPr>
+              <w:keepNext w:val="0"/>
+              <w:keepLines w:val="0"/>
+              <w:widowControl/>
+              <w:suppressLineNumbers w:val="0"/>
               <w:jc w:val="center"/>
-              <w:rPr>
-                <w:rFonts w:hint="eastAsia" w:ascii="宋体" w:hAnsi="宋体" w:eastAsia="宋体" w:cs="宋体"/>
-                <w:i w:val="0"/>
-                <w:iCs w:val="0"/>
-                <w:color w:val="000000"/>
-                <w:sz w:val="24"/>
-                <w:szCs w:val="24"/>
-                <w:u w:val="none"/>
-              </w:rPr>
-            </w:pPr>
-          </w:p>
-        </w:tc>
-        <w:tc>
-          <w:tcPr>
-            <w:tcW w:w="0" w:type="auto"/>
-            <w:tcBorders>
-              <w:tl2br w:val="nil"/>
-              <w:tr2bl w:val="nil"/>
-            </w:tcBorders>
-            <w:shd w:val="clear"/>
-            <w:noWrap/>
-            <w:vAlign w:val="top"/>
-          </w:tcPr>
-          <w:p>
-            <w:pPr>
-              <w:keepNext w:val="0"/>
-              <w:keepLines w:val="0"/>
-              <w:widowControl/>
-              <w:suppressLineNumbers w:val="0"/>
+              <w:textAlignment w:val="center"/>
+              <w:rPr>
+                <w:rFonts w:hint="eastAsia" w:ascii="宋体" w:hAnsi="宋体" w:eastAsia="宋体" w:cs="宋体"/>
+                <w:i w:val="0"/>
+                <w:iCs w:val="0"/>
+                <w:color w:val="000000"/>
+                <w:sz w:val="24"/>
+                <w:szCs w:val="24"/>
+                <w:u w:val="none"/>
+              </w:rPr>
+            </w:pPr>
+            <w:r>
+              <w:rPr>
+                <w:rFonts w:hint="eastAsia" w:ascii="宋体" w:hAnsi="宋体" w:eastAsia="宋体" w:cs="宋体"/>
+                <w:i w:val="0"/>
+                <w:iCs w:val="0"/>
+                <w:color w:val="000000"/>
+                <w:kern w:val="0"/>
+                <w:sz w:val="24"/>
+                <w:szCs w:val="24"/>
+                <w:u w:val="none"/>
+                <w:lang w:val="en-US" w:eastAsia="zh-CN" w:bidi="ar"/>
+              </w:rPr>
+              <w:t>部门审批：</w:t>
+            </w:r>
+          </w:p>
+        </w:tc>
+        <w:tc>
+          <w:tcPr>
+            <w:tcW w:w="7184" w:type="dxa"/>
+            <w:gridSpan w:val="5"/>
+            <w:tcBorders>
+              <w:tl2br w:val="nil"/>
+              <w:tr2bl w:val="nil"/>
+            </w:tcBorders>
+            <w:shd w:val="clear" w:color="auto" w:fill="auto"/>
+            <w:noWrap/>
+            <w:vAlign w:val="center"/>
+          </w:tcPr>
+          <w:p>
+            <w:pPr>
+              <w:keepNext w:val="0"/>
+              <w:keepLines w:val="0"/>
+              <w:widowControl/>
+              <w:suppressLineNumbers w:val="0"/>
+              <w:ind w:firstLine="240" w:firstLineChars="100"/>
               <w:jc w:val="left"/>
-              <w:textAlignment w:val="top"/>
-              <w:rPr>
-                <w:rFonts w:hint="eastAsia" w:ascii="宋体" w:hAnsi="宋体" w:eastAsia="宋体" w:cs="宋体"/>
-                <w:i w:val="0"/>
-                <w:iCs w:val="0"/>
-                <w:color w:val="000000"/>
-                <w:sz w:val="24"/>
-                <w:szCs w:val="24"/>
-                <w:u w:val="none"/>
-              </w:rPr>
-            </w:pPr>
-            <w:r>
-              <w:rPr>
-                <w:rFonts w:hint="eastAsia" w:ascii="宋体" w:hAnsi="宋体" w:eastAsia="宋体" w:cs="宋体"/>
-                <w:i w:val="0"/>
-                <w:iCs w:val="0"/>
-                <w:color w:val="000000"/>
-                <w:kern w:val="0"/>
-                <w:sz w:val="24"/>
-                <w:szCs w:val="24"/>
-                <w:u w:val="none"/>
-                <w:bdr w:val="none" w:color="auto" w:sz="0" w:space="0"/>
-                <w:lang w:val="en-US" w:eastAsia="zh-CN" w:bidi="ar"/>
-              </w:rPr>
-              <w:t>律师意见:</w:t>
-            </w:r>
+              <w:textAlignment w:val="center"/>
+              <w:rPr>
+                <w:rFonts w:hint="eastAsia" w:ascii="宋体" w:hAnsi="宋体" w:eastAsia="宋体" w:cs="宋体"/>
+                <w:i w:val="0"/>
+                <w:iCs w:val="0"/>
+                <w:color w:val="000000"/>
+                <w:sz w:val="24"/>
+                <w:szCs w:val="24"/>
+                <w:u w:val="none"/>
+              </w:rPr>
+            </w:pPr>
+            <w:bookmarkStart w:id="0" w:name="_GoBack"/>
+            <w:bookmarkEnd w:id="0"/>
           </w:p>
         </w:tc>
       </w:tr>
       <w:tr>
         <w:trPr>
-          <w:trHeight w:val="1160" w:hRule="atLeast"/>
+          <w:trHeight w:val="1082" w:hRule="atLeast"/>
         </w:trPr>
         <w:tc>
           <w:tcPr>
-            <w:tcW w:w="0" w:type="auto"/>
-            <w:vMerge w:val="continue"/>
-            <w:tcBorders>
-              <w:tl2br w:val="nil"/>
-              <w:tr2bl w:val="nil"/>
-            </w:tcBorders>
-            <w:shd w:val="clear"/>
-            <w:noWrap/>
-            <w:vAlign w:val="center"/>
-          </w:tcPr>
-          <w:p>
-            <w:pPr>
+            <w:tcW w:w="2056" w:type="dxa"/>
+            <w:tcBorders>
+              <w:tl2br w:val="nil"/>
+              <w:tr2bl w:val="nil"/>
+            </w:tcBorders>
+            <w:shd w:val="clear" w:color="auto" w:fill="auto"/>
+            <w:noWrap/>
+            <w:vAlign w:val="center"/>
+          </w:tcPr>
+          <w:p>
+            <w:pPr>
+              <w:keepNext w:val="0"/>
+              <w:keepLines w:val="0"/>
+              <w:widowControl/>
+              <w:suppressLineNumbers w:val="0"/>
               <w:jc w:val="center"/>
-              <w:rPr>
-                <w:rFonts w:hint="eastAsia" w:ascii="宋体" w:hAnsi="宋体" w:eastAsia="宋体" w:cs="宋体"/>
-                <w:i w:val="0"/>
-                <w:iCs w:val="0"/>
-                <w:color w:val="000000"/>
-                <w:sz w:val="24"/>
-                <w:szCs w:val="24"/>
-                <w:u w:val="none"/>
-              </w:rPr>
-            </w:pPr>
-          </w:p>
-        </w:tc>
-        <w:tc>
-          <w:tcPr>
-            <w:tcW w:w="0" w:type="auto"/>
-            <w:tcBorders>
-              <w:tl2br w:val="nil"/>
-              <w:tr2bl w:val="nil"/>
-            </w:tcBorders>
-            <w:shd w:val="clear"/>
-            <w:noWrap/>
-            <w:vAlign w:val="top"/>
-          </w:tcPr>
-          <w:p>
-            <w:pPr>
-              <w:keepNext w:val="0"/>
-              <w:keepLines w:val="0"/>
-              <w:widowControl/>
-              <w:suppressLineNumbers w:val="0"/>
+              <w:textAlignment w:val="center"/>
+              <w:rPr>
+                <w:rFonts w:hint="eastAsia" w:ascii="宋体" w:hAnsi="宋体" w:eastAsia="宋体" w:cs="宋体"/>
+                <w:i w:val="0"/>
+                <w:iCs w:val="0"/>
+                <w:color w:val="000000"/>
+                <w:sz w:val="24"/>
+                <w:szCs w:val="24"/>
+                <w:u w:val="none"/>
+              </w:rPr>
+            </w:pPr>
+            <w:r>
+              <w:rPr>
+                <w:rFonts w:hint="eastAsia" w:ascii="宋体" w:hAnsi="宋体" w:eastAsia="宋体" w:cs="宋体"/>
+                <w:i w:val="0"/>
+                <w:iCs w:val="0"/>
+                <w:color w:val="000000"/>
+                <w:kern w:val="0"/>
+                <w:sz w:val="24"/>
+                <w:szCs w:val="24"/>
+                <w:u w:val="none"/>
+                <w:lang w:val="en-US" w:eastAsia="zh-CN" w:bidi="ar"/>
+              </w:rPr>
+              <w:t xml:space="preserve">   分管领导审批：  </w:t>
+            </w:r>
+          </w:p>
+        </w:tc>
+        <w:tc>
+          <w:tcPr>
+            <w:tcW w:w="7184" w:type="dxa"/>
+            <w:gridSpan w:val="5"/>
+            <w:tcBorders>
+              <w:tl2br w:val="nil"/>
+              <w:tr2bl w:val="nil"/>
+            </w:tcBorders>
+            <w:shd w:val="clear" w:color="auto" w:fill="auto"/>
+            <w:noWrap/>
+            <w:vAlign w:val="center"/>
+          </w:tcPr>
+          <w:p>
+            <w:pPr>
+              <w:keepNext w:val="0"/>
+              <w:keepLines w:val="0"/>
+              <w:widowControl/>
+              <w:suppressLineNumbers w:val="0"/>
+              <w:ind w:firstLine="240" w:firstLineChars="100"/>
               <w:jc w:val="left"/>
-              <w:textAlignment w:val="top"/>
-              <w:rPr>
-                <w:rFonts w:hint="eastAsia" w:ascii="宋体" w:hAnsi="宋体" w:eastAsia="宋体" w:cs="宋体"/>
-                <w:i w:val="0"/>
-                <w:iCs w:val="0"/>
-                <w:color w:val="000000"/>
-                <w:sz w:val="24"/>
-                <w:szCs w:val="24"/>
-                <w:u w:val="none"/>
-              </w:rPr>
-            </w:pPr>
-            <w:r>
+              <w:textAlignment w:val="center"/>
               <w:rPr>
                 <w:rFonts w:hint="eastAsia" w:ascii="宋体" w:hAnsi="宋体" w:eastAsia="宋体" w:cs="宋体"/>
                 <w:i w:val="0"/>
@@ -953,64 +1213,35 @@
                 <w:sz w:val="24"/>
                 <w:szCs w:val="24"/>
                 <w:u w:val="none"/>
-                <w:bdr w:val="none" w:color="auto" w:sz="0" w:space="0"/>
                 <w:lang w:val="en-US" w:eastAsia="zh-CN" w:bidi="ar"/>
               </w:rPr>
-              <w:t>综合管理部：</w:t>
-            </w:r>
+            </w:pPr>
           </w:p>
         </w:tc>
       </w:tr>
       <w:tr>
         <w:trPr>
-          <w:trHeight w:val="1160" w:hRule="atLeast"/>
+          <w:trHeight w:val="1094" w:hRule="atLeast"/>
         </w:trPr>
         <w:tc>
           <w:tcPr>
-            <w:tcW w:w="0" w:type="auto"/>
-            <w:vMerge w:val="continue"/>
-            <w:tcBorders>
-              <w:tl2br w:val="nil"/>
-              <w:tr2bl w:val="nil"/>
-            </w:tcBorders>
-            <w:shd w:val="clear"/>
-            <w:noWrap/>
-            <w:vAlign w:val="center"/>
-          </w:tcPr>
-          <w:p>
-            <w:pPr>
+            <w:tcW w:w="2056" w:type="dxa"/>
+            <w:tcBorders>
+              <w:tl2br w:val="nil"/>
+              <w:tr2bl w:val="nil"/>
+            </w:tcBorders>
+            <w:shd w:val="clear" w:color="auto" w:fill="auto"/>
+            <w:noWrap/>
+            <w:vAlign w:val="center"/>
+          </w:tcPr>
+          <w:p>
+            <w:pPr>
+              <w:keepNext w:val="0"/>
+              <w:keepLines w:val="0"/>
+              <w:widowControl/>
+              <w:suppressLineNumbers w:val="0"/>
               <w:jc w:val="center"/>
-              <w:rPr>
-                <w:rFonts w:hint="eastAsia" w:ascii="宋体" w:hAnsi="宋体" w:eastAsia="宋体" w:cs="宋体"/>
-                <w:i w:val="0"/>
-                <w:iCs w:val="0"/>
-                <w:color w:val="000000"/>
-                <w:sz w:val="24"/>
-                <w:szCs w:val="24"/>
-                <w:u w:val="none"/>
-              </w:rPr>
-            </w:pPr>
-          </w:p>
-        </w:tc>
-        <w:tc>
-          <w:tcPr>
-            <w:tcW w:w="0" w:type="auto"/>
-            <w:tcBorders>
-              <w:tl2br w:val="nil"/>
-              <w:tr2bl w:val="nil"/>
-            </w:tcBorders>
-            <w:shd w:val="clear"/>
-            <w:noWrap/>
-            <w:vAlign w:val="top"/>
-          </w:tcPr>
-          <w:p>
-            <w:pPr>
-              <w:keepNext w:val="0"/>
-              <w:keepLines w:val="0"/>
-              <w:widowControl/>
-              <w:suppressLineNumbers w:val="0"/>
-              <w:jc w:val="left"/>
-              <w:textAlignment w:val="top"/>
+              <w:textAlignment w:val="center"/>
               <w:rPr>
                 <w:rFonts w:hint="eastAsia" w:ascii="宋体" w:hAnsi="宋体" w:eastAsia="宋体" w:cs="宋体"/>
                 <w:i w:val="0"/>
@@ -1031,89 +1262,45 @@
                 <w:sz w:val="24"/>
                 <w:szCs w:val="24"/>
                 <w:u w:val="none"/>
-                <w:bdr w:val="none" w:color="auto" w:sz="0" w:space="0"/>
-                <w:lang w:val="en-US" w:eastAsia="zh-CN" w:bidi="ar"/>
-              </w:rPr>
-              <w:t>分管领导：</w:t>
-            </w:r>
-          </w:p>
-        </w:tc>
-      </w:tr>
-      <w:tr>
-        <w:trPr>
-          <w:trHeight w:val="1260" w:hRule="atLeast"/>
-        </w:trPr>
-        <w:tc>
-          <w:tcPr>
-            <w:tcW w:w="0" w:type="auto"/>
-            <w:vMerge w:val="continue"/>
-            <w:tcBorders>
-              <w:tl2br w:val="nil"/>
-              <w:tr2bl w:val="nil"/>
-            </w:tcBorders>
-            <w:shd w:val="clear"/>
-            <w:noWrap/>
-            <w:vAlign w:val="center"/>
-          </w:tcPr>
-          <w:p>
-            <w:pPr>
-              <w:jc w:val="center"/>
-              <w:rPr>
-                <w:rFonts w:hint="eastAsia" w:ascii="宋体" w:hAnsi="宋体" w:eastAsia="宋体" w:cs="宋体"/>
-                <w:i w:val="0"/>
-                <w:iCs w:val="0"/>
-                <w:color w:val="000000"/>
-                <w:sz w:val="24"/>
-                <w:szCs w:val="24"/>
-                <w:u w:val="none"/>
-              </w:rPr>
-            </w:pPr>
-          </w:p>
-        </w:tc>
-        <w:tc>
-          <w:tcPr>
-            <w:tcW w:w="0" w:type="auto"/>
-            <w:tcBorders>
-              <w:tl2br w:val="nil"/>
-              <w:tr2bl w:val="nil"/>
-            </w:tcBorders>
-            <w:shd w:val="clear"/>
-            <w:noWrap/>
-            <w:vAlign w:val="top"/>
-          </w:tcPr>
-          <w:p>
-            <w:pPr>
-              <w:keepNext w:val="0"/>
-              <w:keepLines w:val="0"/>
-              <w:widowControl/>
-              <w:suppressLineNumbers w:val="0"/>
-              <w:jc w:val="left"/>
-              <w:textAlignment w:val="top"/>
-              <w:rPr>
-                <w:rFonts w:hint="eastAsia" w:ascii="宋体" w:hAnsi="宋体" w:eastAsia="宋体" w:cs="宋体"/>
-                <w:i w:val="0"/>
-                <w:iCs w:val="0"/>
-                <w:color w:val="000000"/>
-                <w:sz w:val="24"/>
-                <w:szCs w:val="24"/>
-                <w:u w:val="none"/>
-              </w:rPr>
-            </w:pPr>
-            <w:r>
-              <w:rPr>
-                <w:rFonts w:hint="eastAsia" w:ascii="宋体" w:hAnsi="宋体" w:eastAsia="宋体" w:cs="宋体"/>
-                <w:i w:val="0"/>
-                <w:iCs w:val="0"/>
-                <w:color w:val="000000"/>
-                <w:kern w:val="0"/>
-                <w:sz w:val="24"/>
-                <w:szCs w:val="24"/>
-                <w:u w:val="none"/>
-                <w:bdr w:val="none" w:color="auto" w:sz="0" w:space="0"/>
                 <w:lang w:val="en-US" w:eastAsia="zh-CN" w:bidi="ar"/>
               </w:rPr>
               <w:t>总经理审批：</w:t>
             </w:r>
+          </w:p>
+        </w:tc>
+        <w:tc>
+          <w:tcPr>
+            <w:tcW w:w="7184" w:type="dxa"/>
+            <w:gridSpan w:val="5"/>
+            <w:tcBorders>
+              <w:tl2br w:val="nil"/>
+              <w:tr2bl w:val="nil"/>
+            </w:tcBorders>
+            <w:shd w:val="clear" w:color="auto" w:fill="auto"/>
+            <w:noWrap/>
+            <w:vAlign w:val="center"/>
+          </w:tcPr>
+          <w:p>
+            <w:pPr>
+              <w:keepNext w:val="0"/>
+              <w:keepLines w:val="0"/>
+              <w:widowControl/>
+              <w:suppressLineNumbers w:val="0"/>
+              <w:ind w:firstLine="240" w:firstLineChars="100"/>
+              <w:jc w:val="left"/>
+              <w:textAlignment w:val="center"/>
+              <w:rPr>
+                <w:rFonts w:hint="eastAsia" w:ascii="宋体" w:hAnsi="宋体" w:eastAsia="宋体" w:cs="宋体"/>
+                <w:i w:val="0"/>
+                <w:iCs w:val="0"/>
+                <w:color w:val="000000"/>
+                <w:kern w:val="0"/>
+                <w:sz w:val="24"/>
+                <w:szCs w:val="24"/>
+                <w:u w:val="none"/>
+                <w:lang w:val="en-US" w:eastAsia="zh-CN" w:bidi="ar"/>
+              </w:rPr>
+            </w:pPr>
           </w:p>
         </w:tc>
       </w:tr>
